--- a/campaigns/README.docx
+++ b/campaigns/README.docx
@@ -467,7 +467,7 @@
         <w:rPr>
           <w:rStyle w:val="VerbatimChar"/>
         </w:rPr>
-        <w:t xml:space="preserve">pandoc campaigns/&lt;name&gt;.md -o campaigns/&lt;name&gt;.docx</w:t>
+        <w:t xml:space="preserve">python3 scripts/md2docx.py campaigns/&lt;name&gt;.md</w:t>
       </w:r>
     </w:p>
     <w:p>
@@ -475,7 +475,22 @@
         <w:pStyle w:val="FirstParagraph"/>
       </w:pPr>
       <w:r>
-        <w:t xml:space="preserve">Any</w:t>
+        <w:t xml:space="preserve">That runs pandoc and then injects table gridlines, which Standing Rule 1b requires on every cell and pandoc does not add. It accepts several files at once, and works on the root-level docs too. Use it rather than calling pandoc directly, or the gridlines get missed. Forgetting to regenerate at all is the more common failure: the</w:t>
+      </w:r>
+      <w:r>
+        <w:t xml:space="preserve"> </w:t>
+      </w:r>
+      <w:r>
+        <w:rPr>
+          <w:rStyle w:val="VerbatimChar"/>
+        </w:rPr>
+        <w:t xml:space="preserve">.md</w:t>
+      </w:r>
+      <w:r>
+        <w:t xml:space="preserve"> </w:t>
+      </w:r>
+      <w:r>
+        <w:t xml:space="preserve">moves and the</w:t>
       </w:r>
       <w:r>
         <w:t xml:space="preserve"> </w:t>
@@ -490,7 +505,7 @@
         <w:t xml:space="preserve"> </w:t>
       </w:r>
       <w:r>
-        <w:t xml:space="preserve">containing a table also needs visible gridlines on every cell, per Standing Rule 1b. Pandoc does not add them, so they are injected afterwards.</w:t>
+        <w:t xml:space="preserve">silently keeps the old copy, which is what someone then pastes into GHL.</w:t>
       </w:r>
     </w:p>
     <w:bookmarkEnd w:id="14"/>

--- a/campaigns/README.docx
+++ b/campaigns/README.docx
@@ -475,7 +475,37 @@
         <w:pStyle w:val="FirstParagraph"/>
       </w:pPr>
       <w:r>
-        <w:t xml:space="preserve">That runs pandoc and then injects table gridlines, which Standing Rule 1b requires on every cell and pandoc does not add. It accepts several files at once, and works on the root-level docs too. Use it rather than calling pandoc directly, or the gridlines get missed. Forgetting to regenerate at all is the more common failure: the</w:t>
+        <w:t xml:space="preserve">That runs pandoc and then injects table gridlines, which Standing Rule 1b requires on every cell and pandoc does not add. It accepts several files at once, and works on the root-level docs too. It also checks the source</w:t>
+      </w:r>
+      <w:r>
+        <w:t xml:space="preserve"> </w:t>
+      </w:r>
+      <w:r>
+        <w:rPr>
+          <w:rStyle w:val="VerbatimChar"/>
+        </w:rPr>
+        <w:t xml:space="preserve">.md</w:t>
+      </w:r>
+      <w:r>
+        <w:t xml:space="preserve"> </w:t>
+      </w:r>
+      <w:r>
+        <w:t xml:space="preserve">for British spellings and em-dashes and prints warnings without blocking;</w:t>
+      </w:r>
+      <w:r>
+        <w:t xml:space="preserve"> </w:t>
+      </w:r>
+      <w:r>
+        <w:rPr>
+          <w:rStyle w:val="VerbatimChar"/>
+        </w:rPr>
+        <w:t xml:space="preserve">--check-only</w:t>
+      </w:r>
+      <w:r>
+        <w:t xml:space="preserve"> </w:t>
+      </w:r>
+      <w:r>
+        <w:t xml:space="preserve">runs that check on its own. Use it rather than calling pandoc directly, or the gridlines get missed. Forgetting to regenerate at all is the more common failure: the</w:t>
       </w:r>
       <w:r>
         <w:t xml:space="preserve"> </w:t>

--- a/campaigns/README.docx
+++ b/campaigns/README.docx
@@ -505,7 +505,103 @@
         <w:t xml:space="preserve"> </w:t>
       </w:r>
       <w:r>
-        <w:t xml:space="preserve">runs that check on its own. Use it rather than calling pandoc directly, or the gridlines get missed. Forgetting to regenerate at all is the more common failure: the</w:t>
+        <w:t xml:space="preserve">runs that check on its own.</w:t>
+      </w:r>
+    </w:p>
+    <w:p>
+      <w:pPr>
+        <w:pStyle w:val="BodyText"/>
+      </w:pPr>
+      <w:r>
+        <w:t xml:space="preserve">A pre-commit hook runs the same check against staged</w:t>
+      </w:r>
+      <w:r>
+        <w:t xml:space="preserve"> </w:t>
+      </w:r>
+      <w:r>
+        <w:rPr>
+          <w:rStyle w:val="VerbatimChar"/>
+        </w:rPr>
+        <w:t xml:space="preserve">Enyrgy_*.md</w:t>
+      </w:r>
+      <w:r>
+        <w:t xml:space="preserve"> </w:t>
+      </w:r>
+      <w:r>
+        <w:t xml:space="preserve">and</w:t>
+      </w:r>
+      <w:r>
+        <w:t xml:space="preserve"> </w:t>
+      </w:r>
+      <w:r>
+        <w:rPr>
+          <w:rStyle w:val="VerbatimChar"/>
+        </w:rPr>
+        <w:t xml:space="preserve">campaigns/*.md</w:t>
+      </w:r>
+      <w:r>
+        <w:t xml:space="preserve"> </w:t>
+      </w:r>
+      <w:r>
+        <w:t xml:space="preserve">and blocks the commit on a finding. Enable it once per clone:</w:t>
+      </w:r>
+    </w:p>
+    <w:p>
+      <w:pPr>
+        <w:pStyle w:val="SourceCode"/>
+      </w:pPr>
+      <w:r>
+        <w:rPr>
+          <w:rStyle w:val="VerbatimChar"/>
+        </w:rPr>
+        <w:t xml:space="preserve">git config core.hooksPath .githooks</w:t>
+      </w:r>
+    </w:p>
+    <w:p>
+      <w:pPr>
+        <w:pStyle w:val="FirstParagraph"/>
+      </w:pPr>
+      <w:r>
+        <w:t xml:space="preserve">Wrap a legitimate quotation in</w:t>
+      </w:r>
+      <w:r>
+        <w:t xml:space="preserve"> </w:t>
+      </w:r>
+      <w:r>
+        <w:rPr>
+          <w:rStyle w:val="VerbatimChar"/>
+        </w:rPr>
+        <w:t xml:space="preserve">&lt;!-- style-check: ignore --&gt;</w:t>
+      </w:r>
+      <w:r>
+        <w:t xml:space="preserve"> </w:t>
+      </w:r>
+      <w:r>
+        <w:t xml:space="preserve">/</w:t>
+      </w:r>
+      <w:r>
+        <w:t xml:space="preserve"> </w:t>
+      </w:r>
+      <w:r>
+        <w:rPr>
+          <w:rStyle w:val="VerbatimChar"/>
+        </w:rPr>
+        <w:t xml:space="preserve">&lt;!-- style-check: resume --&gt;</w:t>
+      </w:r>
+      <w:r>
+        <w:t xml:space="preserve">, or bypass once with</w:t>
+      </w:r>
+      <w:r>
+        <w:t xml:space="preserve"> </w:t>
+      </w:r>
+      <w:r>
+        <w:rPr>
+          <w:rStyle w:val="VerbatimChar"/>
+        </w:rPr>
+        <w:t xml:space="preserve">git commit --no-verify</w:t>
+      </w:r>
+      <w:r>
+        <w:t xml:space="preserve">. Use it rather than calling pandoc directly, or the gridlines get missed. Forgetting to regenerate at all is the more common failure: the</w:t>
       </w:r>
       <w:r>
         <w:t xml:space="preserve"> </w:t>
